--- a/football_american/nfl-points-spread-inference/NFLPointsSolutions3.docx
+++ b/football_american/nfl-points-spread-inference/NFLPointsSolutions3.docx
@@ -2398,7 +2398,13 @@
         <w:t>Interesting point:</w:t>
       </w:r>
       <w:r>
-        <w:t xml:space="preserve"> The mean home point spread (1.48) is not a lot farther from 3 than the mean home margin (1.91), but the evidence of a difference is much stronger. One reason for this is that the standard deviaitn of the home point spreads (5.44) is much smaller than the standard deviation of the home margins (14.61).</w:t>
+        <w:t xml:space="preserve"> The mean home point spread (1.48) is not a lot farther from 3 than the mean home margin (1.91), but the evidence of a difference is much stronger. One reason for this is that the standard devia</w:t>
+      </w:r>
+      <w:r>
+        <w:t>tion</w:t>
+      </w:r>
+      <w:r>
+        <w:t xml:space="preserve"> of the home point spreads (5.44) is much smaller than the standard deviation of the home margins (14.61).</w:t>
       </w:r>
     </w:p>
     <w:p>
@@ -3124,6 +3130,9 @@
       </w:pPr>
       <w:r>
         <w:t>Procedure: CI for a mean</w:t>
+      </w:r>
+      <w:r>
+        <w:t xml:space="preserve"> (one sample)</w:t>
       </w:r>
     </w:p>
     <w:p>
@@ -5436,7 +5445,7 @@
               <w:rPr>
                 <w:rFonts w:ascii="Cambria Math" w:hAnsi="Cambria Math"/>
               </w:rPr>
-              <m:t>2</m:t>
+              <m:t>1</m:t>
             </m:r>
           </m:sub>
         </m:sSub>
@@ -5482,7 +5491,7 @@
               <w:rPr>
                 <w:rFonts w:ascii="Cambria Math" w:hAnsi="Cambria Math"/>
               </w:rPr>
-              <m:t>1</m:t>
+              <m:t>2</m:t>
             </m:r>
           </m:sub>
         </m:sSub>
@@ -6267,23 +6276,7 @@
           <w:b/>
           <w:bCs/>
         </w:rPr>
-        <w:t xml:space="preserve">12. How often is the away team favored </w:t>
-      </w:r>
-      <w:proofErr w:type="gramStart"/>
-      <w:r>
-        <w:rPr>
-          <w:b/>
-          <w:bCs/>
-        </w:rPr>
-        <w:t>to win</w:t>
-      </w:r>
-      <w:proofErr w:type="gramEnd"/>
-      <w:r>
-        <w:rPr>
-          <w:b/>
-          <w:bCs/>
-        </w:rPr>
-        <w:t xml:space="preserve"> the game?</w:t>
+        <w:t>12. How often is the away team favored to win the game?</w:t>
       </w:r>
     </w:p>
     <w:p>
@@ -6700,7 +6693,13 @@
       </w:pPr>
       <w:r>
         <w:lastRenderedPageBreak/>
-        <w:t>We are 95% sure that the proportion of times the favored team wins the game is between 0.351 and 0.433.</w:t>
+        <w:t xml:space="preserve">We are 95% sure that the proportion of times the </w:t>
+      </w:r>
+      <w:r>
+        <w:t>away team is favored to win</w:t>
+      </w:r>
+      <w:r>
+        <w:t xml:space="preserve"> is between 0.351 and 0.433.</w:t>
       </w:r>
     </w:p>
     <w:p>
@@ -9275,7 +9274,7 @@
               <w:rPr>
                 <w:rFonts w:ascii="Cambria Math" w:hAnsi="Cambria Math"/>
               </w:rPr>
-              <m:t>2</m:t>
+              <m:t>H</m:t>
             </m:r>
           </m:sub>
         </m:sSub>
@@ -9320,7 +9319,7 @@
               <w:rPr>
                 <w:rFonts w:ascii="Cambria Math" w:hAnsi="Cambria Math"/>
               </w:rPr>
-              <m:t>1</m:t>
+              <m:t>A</m:t>
             </m:r>
           </m:sub>
         </m:sSub>
@@ -9367,7 +9366,7 @@
               <w:rPr>
                 <w:rFonts w:ascii="Cambria Math" w:hAnsi="Cambria Math"/>
               </w:rPr>
-              <m:t>1</m:t>
+              <m:t>H</m:t>
             </m:r>
           </m:sub>
         </m:sSub>
@@ -9401,7 +9400,7 @@
               <w:rPr>
                 <w:rFonts w:ascii="Cambria Math" w:hAnsi="Cambria Math"/>
               </w:rPr>
-              <m:t>2</m:t>
+              <m:t>A</m:t>
             </m:r>
           </m:sub>
         </m:sSub>
@@ -11497,7 +11496,19 @@
         <w:pStyle w:val="BodyText"/>
       </w:pPr>
       <w:r>
-        <w:t>At a 5% significance level we have convincing evidence that the proportion of times home team wins the game outright is more than 0.50.</w:t>
+        <w:t>At a 5% significance level we have convincing evidence that the proportion of times home team wins the game outright is more than 0.50</w:t>
+      </w:r>
+      <w:r>
+        <w:t xml:space="preserve">, </w:t>
+      </w:r>
+      <w:r>
+        <w:t xml:space="preserve">so there appears to be </w:t>
+      </w:r>
+      <w:r>
+        <w:t>some</w:t>
+      </w:r>
+      <w:r>
+        <w:t xml:space="preserve"> home field advantage.</w:t>
       </w:r>
     </w:p>
     <w:p>
